--- a/docs/meetings/sprint3_sponsor_review.docx
+++ b/docs/meetings/sprint3_sponsor_review.docx
@@ -311,7 +311,7 @@
           <w:sz w:val="22"/>
           <w:szCs w:val="22"/>
         </w:rPr>
-        <w:t>Chunking — splitting documents into segments (Sprint 3 config: 2,024 tokens, overlap: 0).</w:t>
+        <w:t>Chunking - splitting documents into segments (Sprint 3 config: chunk_size=1024, chunk_overlap=0).</w:t>
       </w:r>
     </w:p>
     <w:p>
